--- a/data.docx
+++ b/data.docx
@@ -1125,11 +1125,16 @@
       </w:tr>
     </w:tbl>
     <w:p>
+      <w:r>
+        <w:t>Журнал версий: None</w:t>
+      </w:r>
+    </w:p>
+    <w:p>
       <w:pPr>
         <w:pStyle w:val="Heading2"/>
       </w:pPr>
       <w:r>
-        <w:t>Журнал версий</w:t>
+        <w:t>Журнал событий</w:t>
       </w:r>
     </w:p>
     <w:p>
@@ -1140,6 +1145,201 @@
         <w:t>Без названия</w:t>
       </w:r>
     </w:p>
+    <w:p>
+      <w:pPr>
+        <w:pStyle w:val="Heading3"/>
+      </w:pPr>
+      <w:r>
+        <w:t>Динамические таблицы</w:t>
+      </w:r>
+    </w:p>
+    <w:tbl>
+      <w:tblPr>
+        <w:tblStyle w:val="TableGrid"/>
+        <w:tblW w:type="auto" w:w="0"/>
+        <w:tblLook w:firstColumn="1" w:firstRow="1" w:lastColumn="0" w:lastRow="0" w:noHBand="0" w:noVBand="1" w:val="04A0"/>
+      </w:tblPr>
+      <w:tblGrid>
+        <w:gridCol w:w="4320"/>
+        <w:gridCol w:w="4320"/>
+      </w:tblGrid>
+      <w:tr>
+        <w:tc>
+          <w:tcPr>
+            <w:tcW w:type="dxa" w:w="4320"/>
+          </w:tcPr>
+          <w:p>
+            <w:r>
+              <w:t>Дата и время</w:t>
+            </w:r>
+          </w:p>
+        </w:tc>
+        <w:tc>
+          <w:tcPr>
+            <w:tcW w:type="dxa" w:w="4320"/>
+          </w:tcPr>
+          <w:p>
+            <w:r>
+              <w:t>Событие</w:t>
+            </w:r>
+          </w:p>
+        </w:tc>
+      </w:tr>
+      <w:tr>
+        <w:tc>
+          <w:tcPr>
+            <w:tcW w:type="dxa" w:w="4320"/>
+          </w:tcPr>
+          <w:p>
+            <w:r>
+              <w:t>31.01.2025 14:43(МСК)</w:t>
+            </w:r>
+          </w:p>
+        </w:tc>
+        <w:tc>
+          <w:tcPr>
+            <w:tcW w:type="dxa" w:w="4320"/>
+          </w:tcPr>
+          <w:p>
+            <w:r>
+              <w:t>Размещена информация об изменении заключенного контракта№ 26452111028 24 000046 0013c указанием нового заказчика.</w:t>
+            </w:r>
+          </w:p>
+        </w:tc>
+      </w:tr>
+      <w:tr>
+        <w:tc>
+          <w:tcPr>
+            <w:tcW w:type="dxa" w:w="4320"/>
+          </w:tcPr>
+          <w:p>
+            <w:r>
+              <w:t>27.12.2024 16:28(МСК)</w:t>
+            </w:r>
+          </w:p>
+        </w:tc>
+        <w:tc>
+          <w:tcPr>
+            <w:tcW w:type="dxa" w:w="4320"/>
+          </w:tcPr>
+          <w:p>
+            <w:r>
+              <w:t>Размещена информация об исполнении (о расторжении) контракта№ 26452111028 24 000046 0010с порядковым номером 1.</w:t>
+            </w:r>
+          </w:p>
+        </w:tc>
+      </w:tr>
+      <w:tr>
+        <w:tc>
+          <w:tcPr>
+            <w:tcW w:type="dxa" w:w="4320"/>
+          </w:tcPr>
+          <w:p>
+            <w:r>
+              <w:t>27.12.2024 16:28(МСК)</w:t>
+            </w:r>
+          </w:p>
+        </w:tc>
+        <w:tc>
+          <w:tcPr>
+            <w:tcW w:type="dxa" w:w="4320"/>
+          </w:tcPr>
+          <w:p>
+            <w:r>
+              <w:t>Информация об исполнении (о расторжении) контракта № 26452111028 24 000046 загружена из внешней системы.Заказчик: ИНН 6452111028, КПП 645201001 МИНИСТЕРСТВО ТРАНСПОРТА И ДОРОЖНОГО ХОЗЯЙСТВА САРАТОВСКОЙ ОБЛАСТИ.Дата события: 27.12.2024.</w:t>
+            </w:r>
+          </w:p>
+        </w:tc>
+      </w:tr>
+      <w:tr>
+        <w:tc>
+          <w:tcPr>
+            <w:tcW w:type="dxa" w:w="4320"/>
+          </w:tcPr>
+          <w:p>
+            <w:r>
+              <w:t>26.12.2024 09:51(МСК)</w:t>
+            </w:r>
+          </w:p>
+        </w:tc>
+        <w:tc>
+          <w:tcPr>
+            <w:tcW w:type="dxa" w:w="4320"/>
+          </w:tcPr>
+          <w:p>
+            <w:r>
+              <w:t>Размещена информация об изменении заключенного контракта№ 26452111028 24 000046 0005.</w:t>
+            </w:r>
+          </w:p>
+        </w:tc>
+      </w:tr>
+      <w:tr>
+        <w:tc>
+          <w:tcPr>
+            <w:tcW w:type="dxa" w:w="4320"/>
+          </w:tcPr>
+          <w:p>
+            <w:r>
+              <w:t>26.12.2024 08:58(МСК)</w:t>
+            </w:r>
+          </w:p>
+        </w:tc>
+        <w:tc>
+          <w:tcPr>
+            <w:tcW w:type="dxa" w:w="4320"/>
+          </w:tcPr>
+          <w:p>
+            <w:r>
+              <w:t>Информация об изменении контракта № 2645211102824000046 от 23.12.2024 без указания нового заказчика загружена из внешней системы.Заказчик: ИНН 6452111028, КПП 645201001 МИНИСТЕРСТВО ТРАНСПОРТА И ДОРОЖНОГО ХОЗЯЙСТВА САРАТОВСКОЙ ОБЛАСТИ.Дата события: 26.12.2024.</w:t>
+            </w:r>
+          </w:p>
+        </w:tc>
+      </w:tr>
+      <w:tr>
+        <w:tc>
+          <w:tcPr>
+            <w:tcW w:type="dxa" w:w="4320"/>
+          </w:tcPr>
+          <w:p>
+            <w:r>
+              <w:t>24.12.2024 15:07(МСК)</w:t>
+            </w:r>
+          </w:p>
+        </w:tc>
+        <w:tc>
+          <w:tcPr>
+            <w:tcW w:type="dxa" w:w="4320"/>
+          </w:tcPr>
+          <w:p>
+            <w:r>
+              <w:t>Размещена информация о заключенном контракте№ 26452111028 24 000046 0001.</w:t>
+            </w:r>
+          </w:p>
+        </w:tc>
+      </w:tr>
+      <w:tr>
+        <w:tc>
+          <w:tcPr>
+            <w:tcW w:type="dxa" w:w="4320"/>
+          </w:tcPr>
+          <w:p>
+            <w:r>
+              <w:t>24.12.2024 14:24(МСК)</w:t>
+            </w:r>
+          </w:p>
+        </w:tc>
+        <w:tc>
+          <w:tcPr>
+            <w:tcW w:type="dxa" w:w="4320"/>
+          </w:tcPr>
+          <w:p>
+            <w:r>
+              <w:t>Информация о заключенном контракте № Номер реестровой записи будет присвоен после размещения сведений от 23.12.2024 загружена из внешней системы.Заказчик: ИНН 6452111028, КПП 645201001 МИНИСТЕРСТВО ТРАНСПОРТА И ДОРОЖНОГО ХОЗЯЙСТВА САРАТОВСКОЙ ОБЛАСТИ.Дата события: 24.12.2024.</w:t>
+            </w:r>
+          </w:p>
+        </w:tc>
+      </w:tr>
+    </w:tbl>
     <w:sectPr>
       <w:pgSz w:w="12240" w:h="15840"/>
       <w:pgMar w:top="1440" w:right="1800" w:bottom="1440" w:left="1800" w:header="720" w:footer="720" w:gutter="0"/>

--- a/data.docx
+++ b/data.docx
@@ -1145,201 +1145,6 @@
         <w:t>Без названия</w:t>
       </w:r>
     </w:p>
-    <w:p>
-      <w:pPr>
-        <w:pStyle w:val="Heading3"/>
-      </w:pPr>
-      <w:r>
-        <w:t>Динамические таблицы</w:t>
-      </w:r>
-    </w:p>
-    <w:tbl>
-      <w:tblPr>
-        <w:tblStyle w:val="TableGrid"/>
-        <w:tblW w:type="auto" w:w="0"/>
-        <w:tblLook w:firstColumn="1" w:firstRow="1" w:lastColumn="0" w:lastRow="0" w:noHBand="0" w:noVBand="1" w:val="04A0"/>
-      </w:tblPr>
-      <w:tblGrid>
-        <w:gridCol w:w="4320"/>
-        <w:gridCol w:w="4320"/>
-      </w:tblGrid>
-      <w:tr>
-        <w:tc>
-          <w:tcPr>
-            <w:tcW w:type="dxa" w:w="4320"/>
-          </w:tcPr>
-          <w:p>
-            <w:r>
-              <w:t>Дата и время</w:t>
-            </w:r>
-          </w:p>
-        </w:tc>
-        <w:tc>
-          <w:tcPr>
-            <w:tcW w:type="dxa" w:w="4320"/>
-          </w:tcPr>
-          <w:p>
-            <w:r>
-              <w:t>Событие</w:t>
-            </w:r>
-          </w:p>
-        </w:tc>
-      </w:tr>
-      <w:tr>
-        <w:tc>
-          <w:tcPr>
-            <w:tcW w:type="dxa" w:w="4320"/>
-          </w:tcPr>
-          <w:p>
-            <w:r>
-              <w:t>31.01.2025 14:43(МСК)</w:t>
-            </w:r>
-          </w:p>
-        </w:tc>
-        <w:tc>
-          <w:tcPr>
-            <w:tcW w:type="dxa" w:w="4320"/>
-          </w:tcPr>
-          <w:p>
-            <w:r>
-              <w:t>Размещена информация об изменении заключенного контракта№ 26452111028 24 000046 0013c указанием нового заказчика.</w:t>
-            </w:r>
-          </w:p>
-        </w:tc>
-      </w:tr>
-      <w:tr>
-        <w:tc>
-          <w:tcPr>
-            <w:tcW w:type="dxa" w:w="4320"/>
-          </w:tcPr>
-          <w:p>
-            <w:r>
-              <w:t>27.12.2024 16:28(МСК)</w:t>
-            </w:r>
-          </w:p>
-        </w:tc>
-        <w:tc>
-          <w:tcPr>
-            <w:tcW w:type="dxa" w:w="4320"/>
-          </w:tcPr>
-          <w:p>
-            <w:r>
-              <w:t>Размещена информация об исполнении (о расторжении) контракта№ 26452111028 24 000046 0010с порядковым номером 1.</w:t>
-            </w:r>
-          </w:p>
-        </w:tc>
-      </w:tr>
-      <w:tr>
-        <w:tc>
-          <w:tcPr>
-            <w:tcW w:type="dxa" w:w="4320"/>
-          </w:tcPr>
-          <w:p>
-            <w:r>
-              <w:t>27.12.2024 16:28(МСК)</w:t>
-            </w:r>
-          </w:p>
-        </w:tc>
-        <w:tc>
-          <w:tcPr>
-            <w:tcW w:type="dxa" w:w="4320"/>
-          </w:tcPr>
-          <w:p>
-            <w:r>
-              <w:t>Информация об исполнении (о расторжении) контракта № 26452111028 24 000046 загружена из внешней системы.Заказчик: ИНН 6452111028, КПП 645201001 МИНИСТЕРСТВО ТРАНСПОРТА И ДОРОЖНОГО ХОЗЯЙСТВА САРАТОВСКОЙ ОБЛАСТИ.Дата события: 27.12.2024.</w:t>
-            </w:r>
-          </w:p>
-        </w:tc>
-      </w:tr>
-      <w:tr>
-        <w:tc>
-          <w:tcPr>
-            <w:tcW w:type="dxa" w:w="4320"/>
-          </w:tcPr>
-          <w:p>
-            <w:r>
-              <w:t>26.12.2024 09:51(МСК)</w:t>
-            </w:r>
-          </w:p>
-        </w:tc>
-        <w:tc>
-          <w:tcPr>
-            <w:tcW w:type="dxa" w:w="4320"/>
-          </w:tcPr>
-          <w:p>
-            <w:r>
-              <w:t>Размещена информация об изменении заключенного контракта№ 26452111028 24 000046 0005.</w:t>
-            </w:r>
-          </w:p>
-        </w:tc>
-      </w:tr>
-      <w:tr>
-        <w:tc>
-          <w:tcPr>
-            <w:tcW w:type="dxa" w:w="4320"/>
-          </w:tcPr>
-          <w:p>
-            <w:r>
-              <w:t>26.12.2024 08:58(МСК)</w:t>
-            </w:r>
-          </w:p>
-        </w:tc>
-        <w:tc>
-          <w:tcPr>
-            <w:tcW w:type="dxa" w:w="4320"/>
-          </w:tcPr>
-          <w:p>
-            <w:r>
-              <w:t>Информация об изменении контракта № 2645211102824000046 от 23.12.2024 без указания нового заказчика загружена из внешней системы.Заказчик: ИНН 6452111028, КПП 645201001 МИНИСТЕРСТВО ТРАНСПОРТА И ДОРОЖНОГО ХОЗЯЙСТВА САРАТОВСКОЙ ОБЛАСТИ.Дата события: 26.12.2024.</w:t>
-            </w:r>
-          </w:p>
-        </w:tc>
-      </w:tr>
-      <w:tr>
-        <w:tc>
-          <w:tcPr>
-            <w:tcW w:type="dxa" w:w="4320"/>
-          </w:tcPr>
-          <w:p>
-            <w:r>
-              <w:t>24.12.2024 15:07(МСК)</w:t>
-            </w:r>
-          </w:p>
-        </w:tc>
-        <w:tc>
-          <w:tcPr>
-            <w:tcW w:type="dxa" w:w="4320"/>
-          </w:tcPr>
-          <w:p>
-            <w:r>
-              <w:t>Размещена информация о заключенном контракте№ 26452111028 24 000046 0001.</w:t>
-            </w:r>
-          </w:p>
-        </w:tc>
-      </w:tr>
-      <w:tr>
-        <w:tc>
-          <w:tcPr>
-            <w:tcW w:type="dxa" w:w="4320"/>
-          </w:tcPr>
-          <w:p>
-            <w:r>
-              <w:t>24.12.2024 14:24(МСК)</w:t>
-            </w:r>
-          </w:p>
-        </w:tc>
-        <w:tc>
-          <w:tcPr>
-            <w:tcW w:type="dxa" w:w="4320"/>
-          </w:tcPr>
-          <w:p>
-            <w:r>
-              <w:t>Информация о заключенном контракте № Номер реестровой записи будет присвоен после размещения сведений от 23.12.2024 загружена из внешней системы.Заказчик: ИНН 6452111028, КПП 645201001 МИНИСТЕРСТВО ТРАНСПОРТА И ДОРОЖНОГО ХОЗЯЙСТВА САРАТОВСКОЙ ОБЛАСТИ.Дата события: 24.12.2024.</w:t>
-            </w:r>
-          </w:p>
-        </w:tc>
-      </w:tr>
-    </w:tbl>
     <w:sectPr>
       <w:pgSz w:w="12240" w:h="15840"/>
       <w:pgMar w:top="1440" w:right="1800" w:bottom="1440" w:left="1800" w:header="720" w:footer="720" w:gutter="0"/>
